--- a/BasicFormat/Non-Renewal Resignation.docx
+++ b/BasicFormat/Non-Renewal Resignation.docx
@@ -23,15 +23,7 @@
           <w:sz w:val="28"/>
           <w:szCs w:val="28"/>
         </w:rPr>
-        <w:t xml:space="preserve">                       </w:t>
-      </w:r>
-      <w:r>
-        <w:rPr>
-          <w:rFonts w:ascii="Times New Roman" w:hAnsi="Times New Roman" w:cs="Times New Roman"/>
-          <w:sz w:val="28"/>
-          <w:szCs w:val="28"/>
-        </w:rPr>
-        <w:t xml:space="preserve">     </w:t>
+        <w:t xml:space="preserve">                            </w:t>
       </w:r>
       <w:r>
         <w:rPr>
@@ -93,20 +85,34 @@
           <w:szCs w:val="32"/>
         </w:rPr>
         <w:br/>
-      </w:r>
-      <w:r>
+        <w:t>I would like to formally inform you that I will not be renewing my contract with Saudi Icon. This decision has been made after careful consideration, and I am truly grateful for the opportunities, trust, and experience I have gained while being part of the organization.</w:t>
+      </w:r>
+    </w:p>
+    <w:p>
+      <w:pPr>
+        <w:pStyle w:val="NormalWeb"/>
+        <w:spacing w:before="0" w:after="0"/>
         <w:rPr>
           <w:sz w:val="32"/>
           <w:szCs w:val="32"/>
         </w:rPr>
-        <w:t xml:space="preserve">I would like to formally inform you that I will not be renewing my contract with Saudi Icon. This decision has been made after careful consideration, and I am truly grateful for </w:t>
-      </w:r>
-      <w:r>
+      </w:pPr>
+    </w:p>
+    <w:p>
+      <w:pPr>
+        <w:pStyle w:val="NormalWeb"/>
+        <w:spacing w:before="0" w:after="0"/>
         <w:rPr>
           <w:sz w:val="32"/>
           <w:szCs w:val="32"/>
         </w:rPr>
-        <w:t>the opportunities, trust, and experience I have gained while being part of the organization.</w:t>
+      </w:pPr>
+      <w:r>
+        <w:rPr>
+          <w:sz w:val="32"/>
+          <w:szCs w:val="32"/>
+        </w:rPr>
+        <w:t>Thank you once again for the support and understanding. I wish continued success to you and the entire team at Saudi Icon.</w:t>
       </w:r>
     </w:p>
     <w:p>
@@ -118,67 +124,25 @@
           <w:szCs w:val="32"/>
         </w:rPr>
       </w:pPr>
-      <w:r>
-        <w:rPr>
-          <w:rStyle w:val="Strong"/>
+    </w:p>
+    <w:p>
+      <w:pPr>
+        <w:pStyle w:val="NormalWeb"/>
+        <w:spacing w:before="0" w:after="0"/>
+        <w:rPr>
           <w:sz w:val="32"/>
           <w:szCs w:val="32"/>
         </w:rPr>
-        <w:t>My last working day will be as per the terms of my current contract.</w:t>
-      </w:r>
-    </w:p>
-    <w:p>
-      <w:pPr>
-        <w:pStyle w:val="NormalWeb"/>
-        <w:spacing w:before="0" w:after="0"/>
+      </w:pPr>
+      <w:proofErr w:type="gramStart"/>
+      <w:r>
         <w:rPr>
           <w:sz w:val="32"/>
           <w:szCs w:val="32"/>
         </w:rPr>
-      </w:pPr>
-      <w:r>
-        <w:rPr>
-          <w:sz w:val="32"/>
-          <w:szCs w:val="32"/>
-        </w:rPr>
-        <w:t>Thank you once again for the support and understanding. I wish continued success to you and th</w:t>
-      </w:r>
-      <w:r>
-        <w:rPr>
-          <w:sz w:val="32"/>
-          <w:szCs w:val="32"/>
-        </w:rPr>
-        <w:t>e entire team at Saudi Icon.</w:t>
-      </w:r>
-    </w:p>
-    <w:p>
-      <w:pPr>
-        <w:pStyle w:val="NormalWeb"/>
-        <w:spacing w:before="0" w:after="0"/>
-        <w:jc w:val="center"/>
-        <w:rPr>
-          <w:sz w:val="32"/>
-          <w:szCs w:val="32"/>
-        </w:rPr>
-      </w:pPr>
-    </w:p>
-    <w:p>
-      <w:pPr>
-        <w:rPr>
-          <w:rFonts w:ascii="Times New Roman" w:hAnsi="Times New Roman" w:cs="Times New Roman"/>
-          <w:sz w:val="32"/>
-          <w:szCs w:val="32"/>
-        </w:rPr>
-      </w:pPr>
-    </w:p>
-    <w:p>
-      <w:pPr>
-        <w:rPr>
-          <w:rFonts w:ascii="Times New Roman" w:hAnsi="Times New Roman" w:cs="Times New Roman"/>
-          <w:sz w:val="28"/>
-          <w:szCs w:val="28"/>
-        </w:rPr>
-      </w:pPr>
+        <w:t>Reason;-</w:t>
+      </w:r>
+      <w:proofErr w:type="gramEnd"/>
     </w:p>
     <w:p>
       <w:pPr>
@@ -231,6 +195,14 @@
         </w:rPr>
         <w:t>Name:</w:t>
       </w:r>
+      <w:r>
+        <w:rPr>
+          <w:rFonts w:ascii="Times New Roman" w:hAnsi="Times New Roman" w:cs="Times New Roman"/>
+          <w:sz w:val="28"/>
+          <w:szCs w:val="28"/>
+        </w:rPr>
+        <w:t xml:space="preserve">                                                                                         DOJ </w:t>
+      </w:r>
     </w:p>
     <w:p>
       <w:pPr>
@@ -257,6 +229,14 @@
         </w:rPr>
         <w:t>signature:</w:t>
       </w:r>
+      <w:r>
+        <w:rPr>
+          <w:rFonts w:ascii="Times New Roman" w:hAnsi="Times New Roman" w:cs="Times New Roman"/>
+          <w:sz w:val="28"/>
+          <w:szCs w:val="28"/>
+        </w:rPr>
+        <w:t xml:space="preserve">                                                                                    EOC </w:t>
+      </w:r>
     </w:p>
     <w:p>
       <w:pPr>
@@ -282,6 +262,14 @@
           <w:szCs w:val="28"/>
         </w:rPr>
         <w:t>Date:</w:t>
+      </w:r>
+      <w:r>
+        <w:rPr>
+          <w:rFonts w:ascii="Times New Roman" w:hAnsi="Times New Roman" w:cs="Times New Roman"/>
+          <w:sz w:val="28"/>
+          <w:szCs w:val="28"/>
+        </w:rPr>
+        <w:t xml:space="preserve">                                                                                           Iqama Expire</w:t>
       </w:r>
     </w:p>
     <w:p>
